--- a/deliverables/TraceInbox_Final_Project_Report.docx
+++ b/deliverables/TraceInbox_Final_Project_Report.docx
@@ -89,7 +89,7 @@
           <w:color w:val="5C6770"/>
           <w:sz w:val="19"/>
         </w:rPr>
-        <w:t>20 synthetic emails  |  10 cross email questions  |  41 automated tests</w:t>
+        <w:t>20 synthetic emails  |  10 cross email questions  |  42 automated tests</w:t>
       </w:r>
     </w:p>
     <w:p>
